--- a/Fase 2/Evidencias del Proyecto/SICMA_CPR_v1.0.docx
+++ b/Fase 2/Evidencias del Proyecto/SICMA_CPR_v1.0.docx
@@ -374,10 +374,414 @@
         <w:t>2026-10-17</w:t>
       </w:r>
     </w:p>
+    <w:p>
+      <w:pPr>
+        <w:spacing w:before="360" w:after="160"/>
+      </w:pPr>
+      <w:r>
+        <w:rPr>
+          <w:b/>
+          <w:color w:val="002840"/>
+          <w:sz w:val="32"/>
+        </w:rPr>
+        <w:t>Tabla de contenido</w:t>
+      </w:r>
+    </w:p>
+    <w:p>
+      <w:pPr>
+        <w:pStyle w:val="toc1"/>
+      </w:pPr>
+      <w:r>
+        <w:fldChar w:fldCharType="begin"/>
+      </w:r>
+      <w:r>
+        <w:instrText xml:space="preserve"> TOC \o "2-3" \h \z \u </w:instrText>
+      </w:r>
+      <w:r>
+        <w:fldChar w:fldCharType="separate"/>
+      </w:r>
+      <w:r>
+        <w:t>Control de cambios</w:t>
+      </w:r>
+      <w:r>
+        <w:tab/>
+      </w:r>
+      <w:r>
+        <w:t>3</w:t>
+      </w:r>
+    </w:p>
+    <w:p>
+      <w:pPr>
+        <w:pStyle w:val="toc1"/>
+      </w:pPr>
+      <w:r>
+        <w:t>Resumen y propósito</w:t>
+      </w:r>
+      <w:r>
+        <w:tab/>
+      </w:r>
+      <w:r>
+        <w:t>3</w:t>
+      </w:r>
+    </w:p>
+    <w:p>
+      <w:pPr>
+        <w:pStyle w:val="toc1"/>
+      </w:pPr>
+      <w:r>
+        <w:t>Convenciones</w:t>
+      </w:r>
+      <w:r>
+        <w:tab/>
+      </w:r>
+      <w:r>
+        <w:t>4</w:t>
+      </w:r>
+    </w:p>
+    <w:p>
+      <w:pPr>
+        <w:pStyle w:val="toc2"/>
+      </w:pPr>
+      <w:r>
+        <w:t>Identificadores</w:t>
+      </w:r>
+      <w:r>
+        <w:tab/>
+      </w:r>
+      <w:r>
+        <w:t>4</w:t>
+      </w:r>
+    </w:p>
+    <w:p>
+      <w:pPr>
+        <w:pStyle w:val="toc2"/>
+      </w:pPr>
+      <w:r>
+        <w:t>Columnas</w:t>
+      </w:r>
+      <w:r>
+        <w:tab/>
+      </w:r>
+      <w:r>
+        <w:t>4</w:t>
+      </w:r>
+    </w:p>
+    <w:p>
+      <w:pPr>
+        <w:pStyle w:val="toc2"/>
+      </w:pPr>
+      <w:r>
+        <w:t>Tipos de prueba</w:t>
+      </w:r>
+      <w:r>
+        <w:tab/>
+      </w:r>
+      <w:r>
+        <w:t>5</w:t>
+      </w:r>
+    </w:p>
+    <w:p>
+      <w:pPr>
+        <w:pStyle w:val="toc2"/>
+      </w:pPr>
+      <w:r>
+        <w:t>Datos de prueba</w:t>
+      </w:r>
+      <w:r>
+        <w:tab/>
+      </w:r>
+      <w:r>
+        <w:t>5</w:t>
+      </w:r>
+    </w:p>
+    <w:p>
+      <w:pPr>
+        <w:pStyle w:val="toc1"/>
+      </w:pPr>
+      <w:r>
+        <w:t>Identidad y acceso</w:t>
+      </w:r>
+      <w:r>
+        <w:tab/>
+      </w:r>
+      <w:r>
+        <w:t>5</w:t>
+      </w:r>
+    </w:p>
+    <w:p>
+      <w:pPr>
+        <w:pStyle w:val="toc1"/>
+      </w:pPr>
+      <w:r>
+        <w:t>Catálogos</w:t>
+      </w:r>
+      <w:r>
+        <w:tab/>
+      </w:r>
+      <w:r>
+        <w:t>8</w:t>
+      </w:r>
+    </w:p>
+    <w:p>
+      <w:pPr>
+        <w:pStyle w:val="toc1"/>
+      </w:pPr>
+      <w:r>
+        <w:t>Activos</w:t>
+      </w:r>
+      <w:r>
+        <w:tab/>
+      </w:r>
+      <w:r>
+        <w:t>8</w:t>
+      </w:r>
+    </w:p>
+    <w:p>
+      <w:pPr>
+        <w:pStyle w:val="toc1"/>
+      </w:pPr>
+      <w:r>
+        <w:t>Monitoreo ambiental y alertas</w:t>
+      </w:r>
+      <w:r>
+        <w:tab/>
+      </w:r>
+      <w:r>
+        <w:t>12</w:t>
+      </w:r>
+    </w:p>
+    <w:p>
+      <w:pPr>
+        <w:pStyle w:val="toc1"/>
+      </w:pPr>
+      <w:r>
+        <w:t>Infraestructura (Zabbix)</w:t>
+      </w:r>
+      <w:r>
+        <w:tab/>
+      </w:r>
+      <w:r>
+        <w:t>15</w:t>
+      </w:r>
+    </w:p>
+    <w:p>
+      <w:pPr>
+        <w:pStyle w:val="toc1"/>
+      </w:pPr>
+      <w:r>
+        <w:t>Control de acceso físico</w:t>
+      </w:r>
+      <w:r>
+        <w:tab/>
+      </w:r>
+      <w:r>
+        <w:t>16</w:t>
+      </w:r>
+    </w:p>
+    <w:p>
+      <w:pPr>
+        <w:pStyle w:val="toc1"/>
+      </w:pPr>
+      <w:r>
+        <w:t>Intervenciones</w:t>
+      </w:r>
+      <w:r>
+        <w:tab/>
+      </w:r>
+      <w:r>
+        <w:t>18</w:t>
+      </w:r>
+    </w:p>
+    <w:p>
+      <w:pPr>
+        <w:pStyle w:val="toc1"/>
+      </w:pPr>
+      <w:r>
+        <w:t>Inteligencia de negocio (Power BI)</w:t>
+      </w:r>
+      <w:r>
+        <w:tab/>
+      </w:r>
+      <w:r>
+        <w:t>21</w:t>
+      </w:r>
+    </w:p>
+    <w:p>
+      <w:pPr>
+        <w:pStyle w:val="toc1"/>
+      </w:pPr>
+      <w:r>
+        <w:t>Plataformas (web y móvil)</w:t>
+      </w:r>
+      <w:r>
+        <w:tab/>
+      </w:r>
+      <w:r>
+        <w:t>22</w:t>
+      </w:r>
+    </w:p>
+    <w:p>
+      <w:pPr>
+        <w:pStyle w:val="toc1"/>
+      </w:pPr>
+      <w:r>
+        <w:t>Rendimiento y carga</w:t>
+      </w:r>
+      <w:r>
+        <w:tab/>
+      </w:r>
+      <w:r>
+        <w:t>23</w:t>
+      </w:r>
+    </w:p>
+    <w:p>
+      <w:pPr>
+        <w:pStyle w:val="toc1"/>
+      </w:pPr>
+      <w:r>
+        <w:t>Recuperación del clúster</w:t>
+      </w:r>
+      <w:r>
+        <w:tab/>
+      </w:r>
+      <w:r>
+        <w:t>23</w:t>
+      </w:r>
+    </w:p>
+    <w:p>
+      <w:pPr>
+        <w:pStyle w:val="toc1"/>
+      </w:pPr>
+      <w:r>
+        <w:t>Seguridad transversal</w:t>
+      </w:r>
+      <w:r>
+        <w:tab/>
+      </w:r>
+      <w:r>
+        <w:t>24</w:t>
+      </w:r>
+    </w:p>
+    <w:p>
+      <w:pPr>
+        <w:pStyle w:val="toc1"/>
+      </w:pPr>
+      <w:r>
+        <w:t>Usabilidad y estándares</w:t>
+      </w:r>
+      <w:r>
+        <w:tab/>
+      </w:r>
+      <w:r>
+        <w:t>25</w:t>
+      </w:r>
+    </w:p>
+    <w:p>
+      <w:pPr>
+        <w:pStyle w:val="toc1"/>
+      </w:pPr>
+      <w:r>
+        <w:t>Calidad y documentación técnica</w:t>
+      </w:r>
+      <w:r>
+        <w:tab/>
+      </w:r>
+      <w:r>
+        <w:t>26</w:t>
+      </w:r>
+    </w:p>
+    <w:p>
+      <w:pPr>
+        <w:pStyle w:val="toc1"/>
+      </w:pPr>
+      <w:r>
+        <w:t>Despliegue</w:t>
+      </w:r>
+      <w:r>
+        <w:tab/>
+      </w:r>
+      <w:r>
+        <w:t>26</w:t>
+      </w:r>
+    </w:p>
+    <w:p>
+      <w:pPr>
+        <w:pStyle w:val="toc1"/>
+      </w:pPr>
+      <w:r>
+        <w:t>Aceptación</w:t>
+      </w:r>
+      <w:r>
+        <w:tab/>
+      </w:r>
+      <w:r>
+        <w:t>26</w:t>
+      </w:r>
+    </w:p>
+    <w:p>
+      <w:pPr>
+        <w:pStyle w:val="toc1"/>
+      </w:pPr>
+      <w:r>
+        <w:t>Trazabilidad</w:t>
+      </w:r>
+      <w:r>
+        <w:tab/>
+      </w:r>
+      <w:r>
+        <w:t>27</w:t>
+      </w:r>
+    </w:p>
+    <w:p>
+      <w:pPr>
+        <w:pStyle w:val="toc1"/>
+      </w:pPr>
+      <w:r>
+        <w:t>Supuestos y pendientes</w:t>
+      </w:r>
+      <w:r>
+        <w:tab/>
+      </w:r>
+      <w:r>
+        <w:t>29</w:t>
+      </w:r>
+    </w:p>
+    <w:p>
+      <w:pPr>
+        <w:pStyle w:val="toc1"/>
+      </w:pPr>
+      <w:r>
+        <w:t>Glosario y referencias</w:t>
+      </w:r>
+      <w:r>
+        <w:tab/>
+      </w:r>
+      <w:r>
+        <w:t>31</w:t>
+      </w:r>
+    </w:p>
+    <w:p>
+      <w:pPr>
+        <w:pStyle w:val="toc2"/>
+      </w:pPr>
+      <w:r>
+        <w:t>Referencias</w:t>
+      </w:r>
+      <w:r>
+        <w:tab/>
+      </w:r>
+      <w:r>
+        <w:t>31</w:t>
+      </w:r>
+      <w:r>
+        <w:fldChar w:fldCharType="end"/>
+      </w:r>
+    </w:p>
     <w:bookmarkStart w:id="20" w:name="control-de-cambios"/>
     <w:p>
       <w:pPr>
         <w:pStyle w:val="Heading2"/>
+        <w:pageBreakBefore/>
       </w:pPr>
       <w:r>
         <w:t xml:space="preserve">Control de cambios</w:t>
@@ -954,7 +1358,7 @@
               <w:rPr>
                 <w:sz w:val="18"/>
               </w:rPr>
-              <w:t>Pasa de borrador a vigente. Se agrega la portada y se actualizan las referencias a las versiones vigentes de los demás documentos.</w:t>
+              <w:t>Pasa de borrador a vigente. Se agrega la portada y se actualizan las referencias a las versiones vigentes de los demás documentos. Se agrega la tabla de contenido, la numeración de páginas y se completa la lista de referencias.</w:t>
             </w:r>
           </w:p>
         </w:tc>
@@ -28848,56 +29252,157 @@
     </w:tbl>
     <w:p>
       <w:pPr>
+        <w:pStyle w:val="Heading3"/>
+      </w:pPr>
+      <w:r>
+        <w:t>Referencias</w:t>
+      </w:r>
+    </w:p>
+    <w:p>
+      <w:pPr>
         <w:pStyle w:val="BodyText"/>
       </w:pPr>
       <w:r>
         <w:rPr>
-          <w:bCs/>
           <w:b/>
         </w:rPr>
-        <w:t xml:space="preserve">Referencias</w:t>
+        <w:t>Documentos del proyecto</w:t>
       </w:r>
     </w:p>
     <w:p>
       <w:pPr>
-        <w:numPr>
-          <w:ilvl w:val="0"/>
-          <w:numId w:val="1002"/>
-        </w:numPr>
         <w:pStyle w:val="Compact"/>
+        <w:spacing w:after="60"/>
+        <w:ind w:left="510" w:hanging="510"/>
       </w:pPr>
       <w:r>
-        <w:t xml:space="preserve">SICMA-PLP, SICMA-REQ, SICMA-CUS, SICMA-CLA y SICMA-BDD.</w:t>
+        <w:rPr>
+          <w:b w:val="0"/>
+        </w:rPr>
+        <w:t>[1] Equipo SICMA. Formato Universal de documentos SICMA. 2026.</w:t>
       </w:r>
     </w:p>
     <w:p>
       <w:pPr>
-        <w:numPr>
-          <w:ilvl w:val="0"/>
-          <w:numId w:val="1002"/>
-        </w:numPr>
         <w:pStyle w:val="Compact"/>
+        <w:spacing w:after="60"/>
+        <w:ind w:left="510" w:hanging="510"/>
       </w:pPr>
       <w:r>
-        <w:t xml:space="preserve">ISO/IEC/IEEE 29119: Pruebas de software.</w:t>
+        <w:rPr>
+          <w:b w:val="0"/>
+        </w:rPr>
+        <w:t>[2] SICMA-PLP v1.0. Plan de Pruebas. Equipo SICMA, 2026-10-17.</w:t>
       </w:r>
     </w:p>
     <w:p>
       <w:pPr>
-        <w:numPr>
-          <w:ilvl w:val="0"/>
-          <w:numId w:val="1002"/>
-        </w:numPr>
         <w:pStyle w:val="Compact"/>
+        <w:spacing w:after="60"/>
+        <w:ind w:left="510" w:hanging="510"/>
       </w:pPr>
       <w:r>
-        <w:t xml:space="preserve">OWASP Top 10.</w:t>
+        <w:rPr>
+          <w:b w:val="0"/>
+        </w:rPr>
+        <w:t>[3] SICMA-REQ v1.0. Requerimientos. Equipo SICMA, 2026-10-17.</w:t>
+      </w:r>
+    </w:p>
+    <w:p>
+      <w:pPr>
+        <w:pStyle w:val="Compact"/>
+        <w:spacing w:after="60"/>
+        <w:ind w:left="510" w:hanging="510"/>
+      </w:pPr>
+      <w:r>
+        <w:rPr>
+          <w:b w:val="0"/>
+        </w:rPr>
+        <w:t>[4] SICMA-CUS v1.0. Casos de Uso. Equipo SICMA, 2026-10-17.</w:t>
+      </w:r>
+    </w:p>
+    <w:p>
+      <w:pPr>
+        <w:pStyle w:val="Compact"/>
+        <w:spacing w:after="60"/>
+        <w:ind w:left="510" w:hanging="510"/>
+      </w:pPr>
+      <w:r>
+        <w:rPr>
+          <w:b w:val="0"/>
+        </w:rPr>
+        <w:t>[5] SICMA-CLA v1.0. Diagrama de Clases. Equipo SICMA, 2026-10-17.</w:t>
+      </w:r>
+    </w:p>
+    <w:p>
+      <w:pPr>
+        <w:pStyle w:val="Compact"/>
+        <w:spacing w:after="60"/>
+        <w:ind w:left="510" w:hanging="510"/>
+      </w:pPr>
+      <w:r>
+        <w:rPr>
+          <w:b w:val="0"/>
+        </w:rPr>
+        <w:t>[6] SICMA-BDD v1.0. Modelo de Base de Datos. Equipo SICMA, 2026-10-17.</w:t>
+      </w:r>
+    </w:p>
+    <w:p>
+      <w:pPr>
+        <w:pStyle w:val="BodyText"/>
+      </w:pPr>
+      <w:r>
+        <w:rPr>
+          <w:b/>
+        </w:rPr>
+        <w:t>Normas y fuentes externas</w:t>
+      </w:r>
+    </w:p>
+    <w:p>
+      <w:pPr>
+        <w:pStyle w:val="Compact"/>
+        <w:spacing w:after="60"/>
+        <w:ind w:left="510" w:hanging="510"/>
+      </w:pPr>
+      <w:r>
+        <w:rPr>
+          <w:b w:val="0"/>
+        </w:rPr>
+        <w:t>[7] ISO/IEC/IEEE 29119-1:2022 y 29119-3:2021. Software and systems engineering, Software testing.</w:t>
+      </w:r>
+    </w:p>
+    <w:p>
+      <w:pPr>
+        <w:pStyle w:val="Compact"/>
+        <w:spacing w:after="60"/>
+        <w:ind w:left="510" w:hanging="510"/>
+      </w:pPr>
+      <w:r>
+        <w:rPr>
+          <w:b w:val="0"/>
+        </w:rPr>
+        <w:t>[8] IEEE Std 829-2008. IEEE Standard for Software and System Test Documentation.</w:t>
+      </w:r>
+    </w:p>
+    <w:p>
+      <w:pPr>
+        <w:pStyle w:val="Compact"/>
+        <w:spacing w:after="60"/>
+        <w:ind w:left="510" w:hanging="510"/>
+      </w:pPr>
+      <w:r>
+        <w:rPr>
+          <w:b w:val="0"/>
+        </w:rPr>
+        <w:t>[9] OWASP Foundation. (2021). OWASP Top 10:2021. https://owasp.org/Top10/</w:t>
       </w:r>
     </w:p>
     <w:bookmarkEnd w:id="45"/>
     <w:sectPr>
+      <w:footerReference w:type="default" r:id="rId10"/>
       <w:pgSz w:w="12240" w:h="15840"/>
       <w:pgMar w:left="1247" w:right="1247" w:top="1247" w:bottom="1247"/>
+      <w:titlePg/>
     </w:sectPr>
   </w:body>
 </w:document>
@@ -28905,6 +29410,101 @@
 
 <file path=word/comments.xml><?xml version="1.0" encoding="utf-8"?>
 <w:comments xmlns:w="http://schemas.openxmlformats.org/wordprocessingml/2006/main" xmlns:m="http://schemas.openxmlformats.org/officeDocument/2006/math" xmlns:r="http://schemas.openxmlformats.org/officeDocument/2006/relationships" xmlns:o="urn:schemas-microsoft-com:office:office" xmlns:v="urn:schemas-microsoft-com:vml" xmlns:w10="urn:schemas-microsoft-com:office:word" xmlns:a="http://schemas.openxmlformats.org/drawingml/2006/main" xmlns:pic="http://schemas.openxmlformats.org/drawingml/2006/picture" xmlns:wp="http://schemas.openxmlformats.org/drawingml/2006/wordprocessingDrawing"/>
+</file>
+
+<file path=word/footer1.xml><?xml version="1.0" encoding="utf-8"?>
+<w:ftr xmlns:m="http://schemas.openxmlformats.org/officeDocument/2006/math" xmlns:mc="http://schemas.openxmlformats.org/markup-compatibility/2006" xmlns:mo="http://schemas.microsoft.com/office/mac/office/2008/main" xmlns:mv="urn:schemas-microsoft-com:mac:vml" xmlns:o="urn:schemas-microsoft-com:office:office" xmlns:r="http://schemas.openxmlformats.org/officeDocument/2006/relationships" xmlns:v="urn:schemas-microsoft-com:vml" xmlns:w10="urn:schemas-microsoft-com:office:word" xmlns:w14="http://schemas.microsoft.com/office/word/2010/wordml" xmlns:w="http://schemas.openxmlformats.org/wordprocessingml/2006/main" xmlns:wne="http://schemas.microsoft.com/office/word/2006/wordml" xmlns:wp14="http://schemas.microsoft.com/office/word/2010/wordprocessingDrawing" xmlns:wp="http://schemas.openxmlformats.org/drawingml/2006/wordprocessingDrawing" xmlns:wpc="http://schemas.microsoft.com/office/word/2010/wordprocessingCanvas" xmlns:wpg="http://schemas.microsoft.com/office/word/2010/wordprocessingGroup" xmlns:wpi="http://schemas.microsoft.com/office/word/2010/wordprocessingInk" xmlns:wps="http://schemas.microsoft.com/office/word/2010/wordprocessingShape" mc:Ignorable="w14 wp14">
+  <w:p>
+    <w:pPr>
+      <w:pStyle w:val="Footer"/>
+      <w:jc w:val="right"/>
+    </w:pPr>
+    <w:r>
+      <w:rPr>
+        <w:color w:val="595959"/>
+        <w:sz w:val="17"/>
+      </w:rPr>
+      <w:t xml:space="preserve">SICMA-CPR · Versión 1.0 · Página </w:t>
+    </w:r>
+    <w:r>
+      <w:rPr>
+        <w:color w:val="595959"/>
+        <w:sz w:val="17"/>
+      </w:rPr>
+      <w:fldChar w:fldCharType="begin"/>
+    </w:r>
+    <w:r>
+      <w:rPr>
+        <w:color w:val="595959"/>
+        <w:sz w:val="17"/>
+      </w:rPr>
+      <w:instrText xml:space="preserve"> PAGE </w:instrText>
+    </w:r>
+    <w:r>
+      <w:rPr>
+        <w:color w:val="595959"/>
+        <w:sz w:val="17"/>
+      </w:rPr>
+      <w:fldChar w:fldCharType="separate"/>
+    </w:r>
+    <w:r>
+      <w:rPr>
+        <w:color w:val="595959"/>
+        <w:sz w:val="17"/>
+      </w:rPr>
+      <w:t>1</w:t>
+    </w:r>
+    <w:r>
+      <w:rPr>
+        <w:color w:val="595959"/>
+        <w:sz w:val="17"/>
+      </w:rPr>
+      <w:fldChar w:fldCharType="end"/>
+    </w:r>
+    <w:r>
+      <w:rPr>
+        <w:color w:val="595959"/>
+        <w:sz w:val="17"/>
+      </w:rPr>
+      <w:t xml:space="preserve"> de </w:t>
+    </w:r>
+    <w:r>
+      <w:rPr>
+        <w:color w:val="595959"/>
+        <w:sz w:val="17"/>
+      </w:rPr>
+      <w:fldChar w:fldCharType="begin"/>
+    </w:r>
+    <w:r>
+      <w:rPr>
+        <w:color w:val="595959"/>
+        <w:sz w:val="17"/>
+      </w:rPr>
+      <w:instrText xml:space="preserve"> NUMPAGES </w:instrText>
+    </w:r>
+    <w:r>
+      <w:rPr>
+        <w:color w:val="595959"/>
+        <w:sz w:val="17"/>
+      </w:rPr>
+      <w:fldChar w:fldCharType="separate"/>
+    </w:r>
+    <w:r>
+      <w:rPr>
+        <w:color w:val="595959"/>
+        <w:sz w:val="17"/>
+      </w:rPr>
+      <w:t>1</w:t>
+    </w:r>
+    <w:r>
+      <w:rPr>
+        <w:color w:val="595959"/>
+        <w:sz w:val="17"/>
+      </w:rPr>
+      <w:fldChar w:fldCharType="end"/>
+    </w:r>
+  </w:p>
+</w:ftr>
 </file>
 
 <file path=word/footnotes.xml><?xml version="1.0" encoding="utf-8"?>
@@ -29865,6 +30465,66 @@
     <w:basedOn w:val="VerbatimChar"/>
     <w:rPr/>
   </w:style>
+  <w:style w:type="paragraph" w:customStyle="1" w:styleId="toc1">
+    <w:name w:val="toc 1"/>
+    <w:basedOn w:val="Normal"/>
+    <w:pPr>
+      <w:tabs>
+        <w:tab w:pos="9746" w:val="right" w:leader="dot"/>
+      </w:tabs>
+      <w:spacing w:after="60" w:before="80"/>
+      <w:ind w:left="0"/>
+    </w:pPr>
+    <w:rPr>
+      <w:b/>
+      <w:sz w:val="20"/>
+    </w:rPr>
+  </w:style>
+  <w:style w:type="paragraph" w:customStyle="1" w:styleId="toc2">
+    <w:name w:val="toc 2"/>
+    <w:basedOn w:val="Normal"/>
+    <w:pPr>
+      <w:tabs>
+        <w:tab w:pos="9746" w:val="right" w:leader="dot"/>
+      </w:tabs>
+      <w:spacing w:after="40" w:before="0"/>
+      <w:ind w:left="283"/>
+    </w:pPr>
+    <w:rPr>
+      <w:b w:val="0"/>
+      <w:sz w:val="20"/>
+    </w:rPr>
+  </w:style>
+  <w:style w:type="paragraph" w:customStyle="1" w:styleId="toc3">
+    <w:name w:val="toc 3"/>
+    <w:basedOn w:val="Normal"/>
+    <w:pPr>
+      <w:tabs>
+        <w:tab w:pos="9746" w:val="right" w:leader="dot"/>
+      </w:tabs>
+      <w:spacing w:after="40" w:before="0"/>
+      <w:ind w:left="567"/>
+    </w:pPr>
+    <w:rPr>
+      <w:b w:val="0"/>
+      <w:sz w:val="20"/>
+    </w:rPr>
+  </w:style>
+  <w:style w:type="paragraph" w:customStyle="1" w:styleId="toc4">
+    <w:name w:val="toc 4"/>
+    <w:basedOn w:val="Normal"/>
+    <w:pPr>
+      <w:tabs>
+        <w:tab w:pos="9746" w:val="right" w:leader="dot"/>
+      </w:tabs>
+      <w:spacing w:after="40" w:before="0"/>
+      <w:ind w:left="850"/>
+    </w:pPr>
+    <w:rPr>
+      <w:b w:val="0"/>
+      <w:sz w:val="20"/>
+    </w:rPr>
+  </w:style>
 </w:styles>
 </file>
 

--- a/Fase 2/Evidencias del Proyecto/SICMA_CPR_v1.0.docx
+++ b/Fase 2/Evidencias del Proyecto/SICMA_CPR_v1.0.docx
@@ -101,22 +101,6 @@
           <w:sz w:val="26"/>
         </w:rPr>
         <w:t>SICMA-CPR</w:t>
-      </w:r>
-      <w:r>
-        <w:rPr>
-          <w:color w:val="5A6672"/>
-          <w:sz w:val="26"/>
-        </w:rPr>
-        <w:t xml:space="preserve">  ·  </w:t>
-      </w:r>
-      <w:r>
-        <w:rPr>
-          <w:b/>
-          <w:color w:val="FFFFFF"/>
-          <w:sz w:val="21"/>
-          <w:shd w:val="clear" w:color="auto" w:fill="002840"/>
-        </w:rPr>
-        <w:t xml:space="preserve"> VIGENTE </w:t>
       </w:r>
     </w:p>
     <w:p>
@@ -1358,7 +1342,7 @@
               <w:rPr>
                 <w:sz w:val="18"/>
               </w:rPr>
-              <w:t>Pasa de borrador a vigente. Se agrega la portada y se actualizan las referencias a las versiones vigentes de los demás documentos. Se agrega la tabla de contenido, la numeración de páginas y se completa la lista de referencias.</w:t>
+              <w:t>Pasa de borrador a vigente. Se agrega la portada y se actualizan las referencias a las versiones vigentes de los demás documentos. Se agrega la tabla de contenido, la numeración de páginas y se completa la lista de referencias. Se quita la etiqueta Vigente de la portada.</w:t>
             </w:r>
           </w:p>
         </w:tc>

--- a/Fase 2/Evidencias del Proyecto/SICMA_CPR_v1.0.docx
+++ b/Fase 2/Evidencias del Proyecto/SICMA_CPR_v1.0.docx
@@ -118,13 +118,13 @@
         <w:tblInd w:w="108" w:type="dxa"/>
       </w:tblPr>
       <w:tblGrid>
-        <w:gridCol w:w="4873"/>
-        <w:gridCol w:w="4873"/>
+        <w:gridCol w:w="4365"/>
+        <w:gridCol w:w="4365"/>
       </w:tblGrid>
       <w:tr>
         <w:tc>
           <w:tcPr>
-            <w:tcW w:type="dxa" w:w="4762"/>
+            <w:tcW w:type="dxa" w:w="4265"/>
             <w:tcMar>
               <w:top w:w="160" w:type="dxa"/>
               <w:left w:w="0" w:type="dxa"/>
@@ -204,7 +204,7 @@
         </w:tc>
         <w:tc>
           <w:tcPr>
-            <w:tcW w:type="dxa" w:w="4762"/>
+            <w:tcW w:type="dxa" w:w="4265"/>
             <w:tcMar>
               <w:top w:w="160" w:type="dxa"/>
               <w:left w:w="0" w:type="dxa"/>
@@ -503,7 +503,7 @@
         <w:tab/>
       </w:r>
       <w:r>
-        <w:t>8</w:t>
+        <w:t>9</w:t>
       </w:r>
     </w:p>
     <w:p>
@@ -517,7 +517,7 @@
         <w:tab/>
       </w:r>
       <w:r>
-        <w:t>8</w:t>
+        <w:t>9</w:t>
       </w:r>
     </w:p>
     <w:p>
@@ -531,7 +531,7 @@
         <w:tab/>
       </w:r>
       <w:r>
-        <w:t>12</w:t>
+        <w:t>13</w:t>
       </w:r>
     </w:p>
     <w:p>
@@ -545,7 +545,7 @@
         <w:tab/>
       </w:r>
       <w:r>
-        <w:t>15</w:t>
+        <w:t>17</w:t>
       </w:r>
     </w:p>
     <w:p>
@@ -559,7 +559,7 @@
         <w:tab/>
       </w:r>
       <w:r>
-        <w:t>16</w:t>
+        <w:t>18</w:t>
       </w:r>
     </w:p>
     <w:p>
@@ -573,7 +573,7 @@
         <w:tab/>
       </w:r>
       <w:r>
-        <w:t>18</w:t>
+        <w:t>21</w:t>
       </w:r>
     </w:p>
     <w:p>
@@ -587,7 +587,7 @@
         <w:tab/>
       </w:r>
       <w:r>
-        <w:t>21</w:t>
+        <w:t>24</w:t>
       </w:r>
     </w:p>
     <w:p>
@@ -601,7 +601,7 @@
         <w:tab/>
       </w:r>
       <w:r>
-        <w:t>22</w:t>
+        <w:t>25</w:t>
       </w:r>
     </w:p>
     <w:p>
@@ -615,7 +615,7 @@
         <w:tab/>
       </w:r>
       <w:r>
-        <w:t>23</w:t>
+        <w:t>27</w:t>
       </w:r>
     </w:p>
     <w:p>
@@ -629,7 +629,7 @@
         <w:tab/>
       </w:r>
       <w:r>
-        <w:t>23</w:t>
+        <w:t>28</w:t>
       </w:r>
     </w:p>
     <w:p>
@@ -643,7 +643,7 @@
         <w:tab/>
       </w:r>
       <w:r>
-        <w:t>24</w:t>
+        <w:t>28</w:t>
       </w:r>
     </w:p>
     <w:p>
@@ -657,7 +657,7 @@
         <w:tab/>
       </w:r>
       <w:r>
-        <w:t>25</w:t>
+        <w:t>30</w:t>
       </w:r>
     </w:p>
     <w:p>
@@ -671,7 +671,7 @@
         <w:tab/>
       </w:r>
       <w:r>
-        <w:t>26</w:t>
+        <w:t>30</w:t>
       </w:r>
     </w:p>
     <w:p>
@@ -685,7 +685,7 @@
         <w:tab/>
       </w:r>
       <w:r>
-        <w:t>26</w:t>
+        <w:t>31</w:t>
       </w:r>
     </w:p>
     <w:p>
@@ -699,7 +699,7 @@
         <w:tab/>
       </w:r>
       <w:r>
-        <w:t>26</w:t>
+        <w:t>31</w:t>
       </w:r>
     </w:p>
     <w:p>
@@ -713,7 +713,7 @@
         <w:tab/>
       </w:r>
       <w:r>
-        <w:t>27</w:t>
+        <w:t>32</w:t>
       </w:r>
     </w:p>
     <w:p>
@@ -727,7 +727,7 @@
         <w:tab/>
       </w:r>
       <w:r>
-        <w:t>29</w:t>
+        <w:t>34</w:t>
       </w:r>
     </w:p>
     <w:p>
@@ -741,7 +741,7 @@
         <w:tab/>
       </w:r>
       <w:r>
-        <w:t>31</w:t>
+        <w:t>37</w:t>
       </w:r>
     </w:p>
     <w:p>
@@ -755,7 +755,7 @@
         <w:tab/>
       </w:r>
       <w:r>
-        <w:t>31</w:t>
+        <w:t>37</w:t>
       </w:r>
       <w:r>
         <w:fldChar w:fldCharType="end"/>
@@ -774,8 +774,14 @@
     <w:p>
       <w:pPr>
         <w:pStyle w:val="FirstParagraph"/>
+        <w:spacing w:line="360" w:lineRule="auto" w:before="160" w:after="0"/>
+        <w:ind w:firstLine="709"/>
+        <w:jc w:val="both"/>
       </w:pPr>
       <w:r>
+        <w:rPr>
+          <w:sz w:val="22"/>
+        </w:rPr>
         <w:t>Versión vigente 1.0 del documento SICMA-CPR. Reemplaza al borrador anterior; el detalle de cada versión está en la tabla de versiones.</w:t>
       </w:r>
     </w:p>
@@ -1017,10 +1023,10 @@
         </w:tblBorders>
       </w:tblPr>
       <w:tblGrid>
-        <w:gridCol w:w="1980"/>
-        <w:gridCol w:w="1980"/>
-        <w:gridCol w:w="1980"/>
-        <w:gridCol w:w="1980"/>
+        <w:gridCol w:w="972"/>
+        <w:gridCol w:w="1237"/>
+        <w:gridCol w:w="1502"/>
+        <w:gridCol w:w="5126"/>
       </w:tblGrid>
       <w:tr>
         <w:trPr>
@@ -1028,6 +1034,7 @@
         </w:trPr>
         <w:tc>
           <w:tcPr>
+            <w:tcW w:w="972" w:type="dxa"/>
             <w:shd w:val="clear" w:color="auto" w:fill="D9E2F3"/>
           </w:tcPr>
           <w:p>
@@ -1046,6 +1053,7 @@
         </w:tc>
         <w:tc>
           <w:tcPr>
+            <w:tcW w:w="1237" w:type="dxa"/>
             <w:shd w:val="clear" w:color="auto" w:fill="D9E2F3"/>
           </w:tcPr>
           <w:p>
@@ -1064,6 +1072,7 @@
         </w:tc>
         <w:tc>
           <w:tcPr>
+            <w:tcW w:w="1502" w:type="dxa"/>
             <w:shd w:val="clear" w:color="auto" w:fill="D9E2F3"/>
           </w:tcPr>
           <w:p>
@@ -1082,6 +1091,7 @@
         </w:tc>
         <w:tc>
           <w:tcPr>
+            <w:tcW w:w="5126" w:type="dxa"/>
             <w:shd w:val="clear" w:color="auto" w:fill="D9E2F3"/>
           </w:tcPr>
           <w:p>
@@ -1101,7 +1111,9 @@
       </w:tr>
       <w:tr>
         <w:tc>
-          <w:tcPr/>
+          <w:tcPr>
+            <w:tcW w:w="972" w:type="dxa"/>
+          </w:tcPr>
           <w:p>
             <w:pPr>
               <w:pStyle w:val="Compact"/>
@@ -1116,7 +1128,9 @@
           </w:p>
         </w:tc>
         <w:tc>
-          <w:tcPr/>
+          <w:tcPr>
+            <w:tcW w:w="1237" w:type="dxa"/>
+          </w:tcPr>
           <w:p>
             <w:pPr>
               <w:pStyle w:val="Compact"/>
@@ -1131,7 +1145,9 @@
           </w:p>
         </w:tc>
         <w:tc>
-          <w:tcPr/>
+          <w:tcPr>
+            <w:tcW w:w="1502" w:type="dxa"/>
+          </w:tcPr>
           <w:p>
             <w:pPr>
               <w:pStyle w:val="Compact"/>
@@ -1146,7 +1162,9 @@
           </w:p>
         </w:tc>
         <w:tc>
-          <w:tcPr/>
+          <w:tcPr>
+            <w:tcW w:w="5126" w:type="dxa"/>
+          </w:tcPr>
           <w:p>
             <w:pPr>
               <w:pStyle w:val="Compact"/>
@@ -1163,7 +1181,9 @@
       </w:tr>
       <w:tr>
         <w:tc>
-          <w:tcPr/>
+          <w:tcPr>
+            <w:tcW w:w="972" w:type="dxa"/>
+          </w:tcPr>
           <w:p>
             <w:pPr>
               <w:pStyle w:val="Compact"/>
@@ -1178,7 +1198,9 @@
           </w:p>
         </w:tc>
         <w:tc>
-          <w:tcPr/>
+          <w:tcPr>
+            <w:tcW w:w="1237" w:type="dxa"/>
+          </w:tcPr>
           <w:p>
             <w:pPr>
               <w:pStyle w:val="Compact"/>
@@ -1193,7 +1215,9 @@
           </w:p>
         </w:tc>
         <w:tc>
-          <w:tcPr/>
+          <w:tcPr>
+            <w:tcW w:w="1502" w:type="dxa"/>
+          </w:tcPr>
           <w:p>
             <w:pPr>
               <w:pStyle w:val="Compact"/>
@@ -1208,7 +1232,9 @@
           </w:p>
         </w:tc>
         <w:tc>
-          <w:tcPr/>
+          <w:tcPr>
+            <w:tcW w:w="5126" w:type="dxa"/>
+          </w:tcPr>
           <w:p>
             <w:pPr>
               <w:pStyle w:val="Compact"/>
@@ -1225,7 +1251,9 @@
       </w:tr>
       <w:tr>
         <w:tc>
-          <w:tcPr/>
+          <w:tcPr>
+            <w:tcW w:w="972" w:type="dxa"/>
+          </w:tcPr>
           <w:p>
             <w:pPr>
               <w:pStyle w:val="Compact"/>
@@ -1240,7 +1268,9 @@
           </w:p>
         </w:tc>
         <w:tc>
-          <w:tcPr/>
+          <w:tcPr>
+            <w:tcW w:w="1237" w:type="dxa"/>
+          </w:tcPr>
           <w:p>
             <w:pPr>
               <w:pStyle w:val="Compact"/>
@@ -1255,7 +1285,9 @@
           </w:p>
         </w:tc>
         <w:tc>
-          <w:tcPr/>
+          <w:tcPr>
+            <w:tcW w:w="1502" w:type="dxa"/>
+          </w:tcPr>
           <w:p>
             <w:pPr>
               <w:pStyle w:val="Compact"/>
@@ -1270,7 +1302,9 @@
           </w:p>
         </w:tc>
         <w:tc>
-          <w:tcPr/>
+          <w:tcPr>
+            <w:tcW w:w="5126" w:type="dxa"/>
+          </w:tcPr>
           <w:p>
             <w:pPr>
               <w:pStyle w:val="Compact"/>
@@ -1287,7 +1321,9 @@
       </w:tr>
       <w:tr>
         <w:tc>
-          <w:tcPr/>
+          <w:tcPr>
+            <w:tcW w:w="972" w:type="dxa"/>
+          </w:tcPr>
           <w:p>
             <w:pPr>
               <w:pStyle w:val="Compact"/>
@@ -1302,7 +1338,9 @@
           </w:p>
         </w:tc>
         <w:tc>
-          <w:tcPr/>
+          <w:tcPr>
+            <w:tcW w:w="1237" w:type="dxa"/>
+          </w:tcPr>
           <w:p>
             <w:pPr>
               <w:pStyle w:val="Compact"/>
@@ -1317,7 +1355,9 @@
           </w:p>
         </w:tc>
         <w:tc>
-          <w:tcPr/>
+          <w:tcPr>
+            <w:tcW w:w="1502" w:type="dxa"/>
+          </w:tcPr>
           <w:p>
             <w:pPr>
               <w:pStyle w:val="Compact"/>
@@ -1332,17 +1372,19 @@
           </w:p>
         </w:tc>
         <w:tc>
-          <w:tcPr/>
-          <w:p>
-            <w:pPr>
-              <w:pStyle w:val="Compact"/>
-              <w:jc w:val="left"/>
-            </w:pPr>
-            <w:r>
-              <w:rPr>
-                <w:sz w:val="18"/>
-              </w:rPr>
-              <w:t>Pasa de borrador a vigente. Se agrega la portada y se actualizan las referencias a las versiones vigentes de los demás documentos. Se agrega la tabla de contenido, la numeración de páginas y se completa la lista de referencias. Se quita la etiqueta Vigente de la portada.</w:t>
+          <w:tcPr>
+            <w:tcW w:w="5126" w:type="dxa"/>
+          </w:tcPr>
+          <w:p>
+            <w:pPr>
+              <w:pStyle w:val="Compact"/>
+              <w:jc w:val="left"/>
+            </w:pPr>
+            <w:r>
+              <w:rPr>
+                <w:sz w:val="18"/>
+              </w:rPr>
+              <w:t>Pasa de borrador a vigente. Se agrega la portada y se actualizan las referencias a las versiones vigentes de los demás documentos. Se agrega la tabla de contenido, la numeración de páginas y se completa la lista de referencias. Se quita la etiqueta Vigente de la portada. Se aplica el formato de entrega (márgenes de 3 cm, interlineado 1,5, sangría y texto justificado).</w:t>
             </w:r>
           </w:p>
         </w:tc>
@@ -1361,24 +1403,42 @@
     <w:p>
       <w:pPr>
         <w:pStyle w:val="FirstParagraph"/>
+        <w:spacing w:line="360" w:lineRule="auto" w:before="160" w:after="0"/>
+        <w:ind w:firstLine="709"/>
+        <w:jc w:val="both"/>
       </w:pPr>
       <w:r>
+        <w:rPr>
+          <w:sz w:val="22"/>
+        </w:rPr>
         <w:t xml:space="preserve">SICMA-CPR reúne los casos de prueba de SICMA: qué se prueba, con qué datos, paso a paso y qué resultado se espera. Cada caso se liga a un requerimiento, un caso de uso y, cuando corresponde, una regla de integridad. Sigue la estrategia de SICMA-PLP.</w:t>
       </w:r>
     </w:p>
     <w:p>
       <w:pPr>
         <w:pStyle w:val="BodyText"/>
+        <w:spacing w:line="360" w:lineRule="auto" w:before="160" w:after="0"/>
+        <w:ind w:firstLine="709"/>
+        <w:jc w:val="both"/>
       </w:pPr>
       <w:r>
+        <w:rPr>
+          <w:sz w:val="22"/>
+        </w:rPr>
         <w:t xml:space="preserve">Esta versión tiene 199 casos de prueba, que cubren los 36 requerimientos funcionales y los requerimientos no funcionales de seguridad, disponibilidad, usabilidad, despliegue, calidad, legales, de mantenimiento y de rendimiento. Los módulos que se entregan primero se prueban primero (SICMA-PLP, orden de ejecución).</w:t>
       </w:r>
     </w:p>
     <w:p>
       <w:pPr>
         <w:pStyle w:val="BodyText"/>
+        <w:spacing w:line="360" w:lineRule="auto" w:before="160" w:after="0"/>
+        <w:ind w:firstLine="709"/>
+        <w:jc w:val="both"/>
       </w:pPr>
       <w:r>
+        <w:rPr>
+          <w:sz w:val="22"/>
+        </w:rPr>
         <w:t xml:space="preserve">Por ahora se diseñan los casos. Los resultados se registran cuando las pruebas se ejecuten, en una fase posterior, con la planilla de cada ciclo.</w:t>
       </w:r>
     </w:p>
@@ -2236,20 +2296,33 @@
     <w:p>
       <w:pPr>
         <w:pStyle w:val="FirstParagraph"/>
+        <w:spacing w:line="360" w:lineRule="auto" w:before="160" w:after="0"/>
+        <w:ind w:firstLine="709"/>
+        <w:jc w:val="both"/>
       </w:pPr>
       <w:r>
+        <w:rPr>
+          <w:sz w:val="22"/>
+        </w:rPr>
         <w:t xml:space="preserve">Los casos se llaman</w:t>
       </w:r>
       <w:r>
+        <w:rPr>
+          <w:sz w:val="22"/>
+        </w:rPr>
         <w:t xml:space="preserve"> </w:t>
       </w:r>
       <w:r>
         <w:rPr>
           <w:rStyle w:val="VerbatimChar"/>
+          <w:sz w:val="22"/>
         </w:rPr>
         <w:t xml:space="preserve">CP-&lt;módulo&gt;-NN</w:t>
       </w:r>
       <w:r>
+        <w:rPr>
+          <w:sz w:val="22"/>
+        </w:rPr>
         <w:t xml:space="preserve">. Los módulos son ID (identidad), CAT (catálogos), ACT (activos), AMB (ambiente), INF (infraestructura), ACC (acceso físico), INT (intervenciones), BI (inteligencia de negocio), PLT (plataformas), REN (rendimiento), DIS (recuperación del clúster), SEG (seguridad transversal), USO (usabilidad), CAL (calidad), DES (despliegue) y ACE (aceptación).</w:t>
       </w:r>
     </w:p>
@@ -2519,8 +2592,14 @@
     <w:p>
       <w:pPr>
         <w:pStyle w:val="BodyText"/>
+        <w:spacing w:line="360" w:lineRule="auto" w:before="160" w:after="0"/>
+        <w:ind w:firstLine="709"/>
+        <w:jc w:val="both"/>
       </w:pPr>
       <w:r>
+        <w:rPr>
+          <w:sz w:val="22"/>
+        </w:rPr>
         <w:t xml:space="preserve">El resultado obtenido, el estado de cada ejecución (OK, NC, NA o Bloqueado), la fecha, la versión probada y la evidencia se registran en la planilla de casos de prueba de cada ciclo, no en este documento. NC significa que no cumple y NA que no aplica.</w:t>
       </w:r>
     </w:p>
@@ -2537,8 +2616,14 @@
     <w:p>
       <w:pPr>
         <w:pStyle w:val="FirstParagraph"/>
+        <w:spacing w:line="360" w:lineRule="auto" w:before="160" w:after="0"/>
+        <w:ind w:firstLine="709"/>
+        <w:jc w:val="both"/>
       </w:pPr>
       <w:r>
+        <w:rPr>
+          <w:sz w:val="22"/>
+        </w:rPr>
         <w:t xml:space="preserve">F = funcional, S = seguridad, I = integridad de datos, INT = integración, U = usabilidad, R = rendimiento, carga y recuperación.</w:t>
       </w:r>
     </w:p>
@@ -5489,8 +5574,14 @@
     <w:p>
       <w:pPr>
         <w:pStyle w:val="FirstParagraph"/>
+        <w:spacing w:line="360" w:lineRule="auto" w:before="160" w:after="0"/>
+        <w:ind w:firstLine="709"/>
+        <w:jc w:val="both"/>
       </w:pPr>
       <w:r>
+        <w:rPr>
+          <w:sz w:val="22"/>
+        </w:rPr>
         <w:t>SICMA-CUS habla de zonas y ubicaciones como catálogos propios. En SICMA-BDD v1.0 la zona es un texto dentro de la tabla de ubicaciones (D-29). Estos casos se escriben según SICMA-CUS, y se ajustan cuando se decida el modelo.</w:t>
       </w:r>
     </w:p>
@@ -8999,8 +9090,14 @@
     <w:p>
       <w:pPr>
         <w:pStyle w:val="FirstParagraph"/>
+        <w:spacing w:line="360" w:lineRule="auto" w:before="160" w:after="0"/>
+        <w:ind w:firstLine="709"/>
+        <w:jc w:val="both"/>
       </w:pPr>
       <w:r>
+        <w:rPr>
+          <w:sz w:val="22"/>
+        </w:rPr>
         <w:t>Los casos se escriben según SICMA-CUS: el umbral es por zona. En SICMA-BDD v1.0 el umbral es por ubicación (D-57). El dispositivo envía un mensaje con su código, su clave, el identificador del evento (un UUID), la temperatura y la humedad.</w:t>
       </w:r>
     </w:p>
@@ -11616,17 +11713,27 @@
     <w:p>
       <w:pPr>
         <w:pStyle w:val="FirstParagraph"/>
+        <w:spacing w:line="360" w:lineRule="auto" w:before="160" w:after="0"/>
+        <w:ind w:firstLine="709"/>
+        <w:jc w:val="both"/>
       </w:pPr>
       <w:r>
+        <w:rPr>
+          <w:sz w:val="22"/>
+        </w:rPr>
         <w:t xml:space="preserve">Se usa un Zabbix de prueba con un servidor de pruebas (</w:t>
       </w:r>
       <w:r>
         <w:rPr>
           <w:rStyle w:val="VerbatimChar"/>
+          <w:sz w:val="22"/>
         </w:rPr>
         <w:t xml:space="preserve">srv-prueba-01</w:t>
       </w:r>
       <w:r>
+        <w:rPr>
+          <w:sz w:val="22"/>
+        </w:rPr>
         <w:t xml:space="preserve">) que se puede apagar.</w:t>
       </w:r>
     </w:p>
@@ -12817,20 +12924,33 @@
     <w:p>
       <w:pPr>
         <w:pStyle w:val="FirstParagraph"/>
+        <w:spacing w:line="360" w:lineRule="auto" w:before="160" w:after="0"/>
+        <w:ind w:firstLine="709"/>
+        <w:jc w:val="both"/>
       </w:pPr>
       <w:r>
+        <w:rPr>
+          <w:sz w:val="22"/>
+        </w:rPr>
         <w:t xml:space="preserve">Se usa el lector del equipo con un PC conectado, o un simulador que envía el mismo mensaje (D-03). Los identificadores de huella de prueba son ficticios, por ejemplo</w:t>
       </w:r>
       <w:r>
+        <w:rPr>
+          <w:sz w:val="22"/>
+        </w:rPr>
         <w:t xml:space="preserve"> </w:t>
       </w:r>
       <w:r>
         <w:rPr>
           <w:rStyle w:val="VerbatimChar"/>
+          <w:sz w:val="22"/>
         </w:rPr>
         <w:t xml:space="preserve">HUELLA-T001</w:t>
       </w:r>
       <w:r>
+        <w:rPr>
+          <w:sz w:val="22"/>
+        </w:rPr>
         <w:t xml:space="preserve">, y SICMA no recibe huellas ni plantillas.</w:t>
       </w:r>
     </w:p>
@@ -14612,8 +14732,14 @@
     <w:p>
       <w:pPr>
         <w:pStyle w:val="FirstParagraph"/>
+        <w:spacing w:line="360" w:lineRule="auto" w:before="160" w:after="0"/>
+        <w:ind w:firstLine="709"/>
+        <w:jc w:val="both"/>
       </w:pPr>
       <w:r>
+        <w:rPr>
+          <w:sz w:val="22"/>
+        </w:rPr>
         <w:t xml:space="preserve">La Jefatura aprueba en Microsoft Teams con un flujo de Power Automate que entrega la decisión a SICMA, y el Administrador asigna al Técnico. Se usan una cuenta de Forms, Teams, Power Automate y un calendario de Outlook de prueba. Los estados son los de SICMA-CUS (D-22 tiene la diferencia con la base).</w:t>
       </w:r>
     </w:p>
@@ -17448,8 +17574,14 @@
     <w:p>
       <w:pPr>
         <w:pStyle w:val="FirstParagraph"/>
+        <w:spacing w:line="360" w:lineRule="auto" w:before="160" w:after="0"/>
+        <w:ind w:firstLine="709"/>
+        <w:jc w:val="both"/>
       </w:pPr>
       <w:r>
+        <w:rPr>
+          <w:sz w:val="22"/>
+        </w:rPr>
         <w:t xml:space="preserve">Se prueban los datos que SICMA deja disponibles y los dashboards, con la cuenta de solo lectura de Power BI. Los datos de prueba son los de las secciones anteriores.</w:t>
       </w:r>
     </w:p>
@@ -19682,8 +19814,14 @@
     <w:p>
       <w:pPr>
         <w:pStyle w:val="FirstParagraph"/>
+        <w:spacing w:line="360" w:lineRule="auto" w:before="160" w:after="0"/>
+        <w:ind w:firstLine="709"/>
+        <w:jc w:val="both"/>
       </w:pPr>
       <w:r>
+        <w:rPr>
+          <w:sz w:val="22"/>
+        </w:rPr>
         <w:t>Los valores se toman de SICMA-PLP v1.0 y son de referencia hasta que se confirmen (D-64). La carga se genera con una herramienta de pruebas de carga sobre una copia con datos de prueba.</w:t>
       </w:r>
     </w:p>
@@ -20481,8 +20619,14 @@
     <w:p>
       <w:pPr>
         <w:pStyle w:val="FirstParagraph"/>
+        <w:spacing w:line="360" w:lineRule="auto" w:before="160" w:after="0"/>
+        <w:ind w:firstLine="709"/>
+        <w:jc w:val="both"/>
       </w:pPr>
       <w:r>
+        <w:rPr>
+          <w:sz w:val="22"/>
+        </w:rPr>
         <w:t xml:space="preserve">Se prueba con el clúster MySQL InnoDB de 3 nodos del ambiente de pruebas.</w:t>
       </w:r>
     </w:p>
@@ -21188,8 +21332,14 @@
     <w:p>
       <w:pPr>
         <w:pStyle w:val="FirstParagraph"/>
+        <w:spacing w:line="360" w:lineRule="auto" w:before="160" w:after="0"/>
+        <w:ind w:firstLine="709"/>
+        <w:jc w:val="both"/>
       </w:pPr>
       <w:r>
+        <w:rPr>
+          <w:sz w:val="22"/>
+        </w:rPr>
         <w:t xml:space="preserve">Complementa la seguridad de cada módulo. Incluye las pruebas de inyección SQL sobre la API que pide SICMA-REQ.</w:t>
       </w:r>
     </w:p>
@@ -24152,8 +24302,14 @@
     <w:p>
       <w:pPr>
         <w:pStyle w:val="FirstParagraph"/>
+        <w:spacing w:line="360" w:lineRule="auto" w:before="160" w:after="0"/>
+        <w:ind w:firstLine="709"/>
+        <w:jc w:val="both"/>
       </w:pPr>
       <w:r>
+        <w:rPr>
+          <w:sz w:val="22"/>
+        </w:rPr>
         <w:t xml:space="preserve">Cada requerimiento funcional y no funcional tiene al menos un caso.</w:t>
       </w:r>
     </w:p>
@@ -27015,8 +27171,14 @@
     <w:p>
       <w:pPr>
         <w:pStyle w:val="FirstParagraph"/>
+        <w:spacing w:line="360" w:lineRule="auto" w:before="160" w:after="0"/>
+        <w:ind w:firstLine="709"/>
+        <w:jc w:val="both"/>
       </w:pPr>
       <w:r>
+        <w:rPr>
+          <w:sz w:val="22"/>
+        </w:rPr>
         <w:t xml:space="preserve">Los pendientes siguen la numeración de los otros documentos. D-49 a D-65 son nuevos.</w:t>
       </w:r>
     </w:p>
@@ -29245,10 +29407,15 @@
     <w:p>
       <w:pPr>
         <w:pStyle w:val="BodyText"/>
+        <w:keepNext/>
+        <w:spacing w:line="360" w:lineRule="auto" w:before="160" w:after="0"/>
+        <w:ind w:firstLine="709"/>
+        <w:jc w:val="both"/>
       </w:pPr>
       <w:r>
         <w:rPr>
           <w:b/>
+          <w:sz w:val="22"/>
         </w:rPr>
         <w:t>Documentos del proyecto</w:t>
       </w:r>
@@ -29334,10 +29501,15 @@
     <w:p>
       <w:pPr>
         <w:pStyle w:val="BodyText"/>
+        <w:keepNext/>
+        <w:spacing w:line="360" w:lineRule="auto" w:before="160" w:after="0"/>
+        <w:ind w:firstLine="709"/>
+        <w:jc w:val="both"/>
       </w:pPr>
       <w:r>
         <w:rPr>
           <w:b/>
+          <w:sz w:val="22"/>
         </w:rPr>
         <w:t>Normas y fuentes externas</w:t>
       </w:r>
@@ -29385,7 +29557,7 @@
     <w:sectPr>
       <w:footerReference w:type="default" r:id="rId10"/>
       <w:pgSz w:w="12240" w:h="15840"/>
-      <w:pgMar w:left="1247" w:right="1247" w:top="1247" w:bottom="1247"/>
+      <w:pgMar w:left="1701" w:right="1701" w:top="1701" w:bottom="1701" w:header="850" w:footer="964"/>
       <w:titlePg/>
     </w:sectPr>
   </w:body>
@@ -30454,7 +30626,7 @@
     <w:basedOn w:val="Normal"/>
     <w:pPr>
       <w:tabs>
-        <w:tab w:pos="9746" w:val="right" w:leader="dot"/>
+        <w:tab w:pos="8838" w:val="right" w:leader="dot"/>
       </w:tabs>
       <w:spacing w:after="60" w:before="80"/>
       <w:ind w:left="0"/>
@@ -30469,7 +30641,7 @@
     <w:basedOn w:val="Normal"/>
     <w:pPr>
       <w:tabs>
-        <w:tab w:pos="9746" w:val="right" w:leader="dot"/>
+        <w:tab w:pos="8838" w:val="right" w:leader="dot"/>
       </w:tabs>
       <w:spacing w:after="40" w:before="0"/>
       <w:ind w:left="283"/>
@@ -30484,7 +30656,7 @@
     <w:basedOn w:val="Normal"/>
     <w:pPr>
       <w:tabs>
-        <w:tab w:pos="9746" w:val="right" w:leader="dot"/>
+        <w:tab w:pos="8838" w:val="right" w:leader="dot"/>
       </w:tabs>
       <w:spacing w:after="40" w:before="0"/>
       <w:ind w:left="567"/>
@@ -30499,7 +30671,7 @@
     <w:basedOn w:val="Normal"/>
     <w:pPr>
       <w:tabs>
-        <w:tab w:pos="9746" w:val="right" w:leader="dot"/>
+        <w:tab w:pos="8838" w:val="right" w:leader="dot"/>
       </w:tabs>
       <w:spacing w:after="40" w:before="0"/>
       <w:ind w:left="850"/>

--- a/Fase 2/Evidencias del Proyecto/SICMA_CPR_v1.0.docx
+++ b/Fase 2/Evidencias del Proyecto/SICMA_CPR_v1.0.docx
@@ -1389,7 +1389,7 @@
               <w:rPr>
                 <w:sz w:val="18"/>
               </w:rPr>
-              <w:t>Fidel Rodríguez</w:t>
+              <w:t>Claudio Varas</w:t>
             </w:r>
           </w:p>
         </w:tc>
@@ -1406,7 +1406,7 @@
               <w:rPr>
                 <w:sz w:val="18"/>
               </w:rPr>
-              <w:t>Pasa de borrador a vigente. Se agrega la portada y se actualizan las referencias a las versiones vigentes de los demás documentos. Se agrega la tabla de contenido, la numeración de páginas y se completa la lista de referencias. Se quita la etiqueta Vigente de la portada. Se aplica el formato de entrega (márgenes de 3 cm, interlineado 1,5, sangría y texto justificado). Se ajusta el ancho de las columnas de las tablas. Las referencias pasan a una hoja aparte.</w:t>
+              <w:t>Pasa de borrador a vigente. Se agrega la portada y se actualizan las referencias a las versiones vigentes de los demás documentos. Se agrega la tabla de contenido, la numeración de páginas y se completa la lista de referencias.</w:t>
             </w:r>
           </w:p>
         </w:tc>

--- a/Fase 2/Evidencias del Proyecto/SICMA_CPR_v1.0.docx
+++ b/Fase 2/Evidencias del Proyecto/SICMA_CPR_v1.0.docx
@@ -301,65 +301,7 @@
     </w:p>
     <w:p>
       <w:pPr>
-        <w:pStyle w:val="Title"/>
         <w:pageBreakBefore/>
-      </w:pPr>
-      <w:r>
-        <w:t xml:space="preserve">SICMA</w:t>
-      </w:r>
-      <w:r>
-        <w:t xml:space="preserve"> </w:t>
-      </w:r>
-      <w:r>
-        <w:t xml:space="preserve">·</w:t>
-      </w:r>
-      <w:r>
-        <w:t xml:space="preserve"> </w:t>
-      </w:r>
-      <w:r>
-        <w:t xml:space="preserve">Casos</w:t>
-      </w:r>
-      <w:r>
-        <w:t xml:space="preserve"> </w:t>
-      </w:r>
-      <w:r>
-        <w:t xml:space="preserve">de</w:t>
-      </w:r>
-      <w:r>
-        <w:t xml:space="preserve"> </w:t>
-      </w:r>
-      <w:r>
-        <w:t xml:space="preserve">Prueba</w:t>
-      </w:r>
-    </w:p>
-    <w:p>
-      <w:pPr>
-        <w:pStyle w:val="Subtitle"/>
-      </w:pPr>
-      <w:r>
-        <w:t>SICMA-CPR · Versión 1.0 · Vigente</w:t>
-      </w:r>
-      <w:r/>
-      <w:r/>
-      <w:r/>
-      <w:r/>
-      <w:r/>
-      <w:r/>
-      <w:r/>
-      <w:r/>
-      <w:r/>
-      <w:r/>
-    </w:p>
-    <w:p>
-      <w:pPr>
-        <w:pStyle w:val="Date"/>
-      </w:pPr>
-      <w:r>
-        <w:t>2026-10-17</w:t>
-      </w:r>
-    </w:p>
-    <w:p>
-      <w:pPr>
         <w:spacing w:before="360" w:after="160"/>
       </w:pPr>
       <w:r>
@@ -735,7 +677,7 @@
         <w:pStyle w:val="toc1"/>
       </w:pPr>
       <w:r>
-        <w:t>Glosario y referencias</w:t>
+        <w:t>Glosario</w:t>
       </w:r>
       <w:r>
         <w:tab/>
@@ -746,7 +688,7 @@
     </w:p>
     <w:p>
       <w:pPr>
-        <w:pStyle w:val="toc2"/>
+        <w:pStyle w:val="toc1"/>
       </w:pPr>
       <w:r>
         <w:t>Referencias</w:t>
@@ -32324,7 +32266,7 @@
         <w:pStyle w:val="Heading2"/>
       </w:pPr>
       <w:r>
-        <w:t xml:space="preserve">Glosario y referencias</w:t>
+        <w:t>Glosario</w:t>
       </w:r>
     </w:p>
     <w:tbl>
@@ -32644,7 +32586,7 @@
     </w:tbl>
     <w:p>
       <w:pPr>
-        <w:pStyle w:val="Heading3"/>
+        <w:pStyle w:val="Heading2"/>
         <w:pageBreakBefore/>
       </w:pPr>
       <w:r>
@@ -32690,7 +32632,7 @@
         <w:rPr>
           <w:b w:val="0"/>
         </w:rPr>
-        <w:t>[2] SICMA-PLP v1.0. Plan de Pruebas. Equipo SICMA, 2026-10-17.</w:t>
+        <w:t>[2] SICMA-REQ v1.0. Requerimientos. Equipo SICMA, 2026-10-17.</w:t>
       </w:r>
     </w:p>
     <w:p>
@@ -32703,7 +32645,7 @@
         <w:rPr>
           <w:b w:val="0"/>
         </w:rPr>
-        <w:t>[3] SICMA-REQ v1.0. Requerimientos. Equipo SICMA, 2026-10-17.</w:t>
+        <w:t>[3] SICMA-CUS v1.0. Casos de Uso. Equipo SICMA, 2026-10-17.</w:t>
       </w:r>
     </w:p>
     <w:p>
@@ -32716,7 +32658,7 @@
         <w:rPr>
           <w:b w:val="0"/>
         </w:rPr>
-        <w:t>[4] SICMA-CUS v1.0. Casos de Uso. Equipo SICMA, 2026-10-17.</w:t>
+        <w:t>[4] SICMA-CLA v1.0. Diagrama de Clases. Equipo SICMA, 2026-10-17.</w:t>
       </w:r>
     </w:p>
     <w:p>
@@ -32729,7 +32671,7 @@
         <w:rPr>
           <w:b w:val="0"/>
         </w:rPr>
-        <w:t>[5] SICMA-CLA v1.0. Diagrama de Clases. Equipo SICMA, 2026-10-17.</w:t>
+        <w:t>[5] SICMA-BDD v1.0. Modelo de Base de Datos. Equipo SICMA, 2026-10-17.</w:t>
       </w:r>
     </w:p>
     <w:p>
@@ -32742,7 +32684,20 @@
         <w:rPr>
           <w:b w:val="0"/>
         </w:rPr>
-        <w:t>[6] SICMA-BDD v1.0. Modelo de Base de Datos. Equipo SICMA, 2026-10-17.</w:t>
+        <w:t>[6] SICMA-MCK v1.0. Mockups. Equipo SICMA, 2026-10-17.</w:t>
+      </w:r>
+    </w:p>
+    <w:p>
+      <w:pPr>
+        <w:pStyle w:val="Compact"/>
+        <w:spacing w:after="60"/>
+        <w:ind w:left="510" w:hanging="510"/>
+      </w:pPr>
+      <w:r>
+        <w:rPr>
+          <w:b w:val="0"/>
+        </w:rPr>
+        <w:t>[7] SICMA-PLP v1.0. Plan de Pruebas. Equipo SICMA, 2026-10-17.</w:t>
       </w:r>
     </w:p>
     <w:p>
@@ -32771,7 +32726,7 @@
         <w:rPr>
           <w:b w:val="0"/>
         </w:rPr>
-        <w:t>[7] ISO/IEC/IEEE 29119-1:2022 y 29119-3:2021. Software and systems engineering, Software testing.</w:t>
+        <w:t>[8] ISO/IEC/IEEE 29119-1:2022 y 29119-3:2021. Software and systems engineering, Software testing.</w:t>
       </w:r>
     </w:p>
     <w:p>
@@ -32784,7 +32739,7 @@
         <w:rPr>
           <w:b w:val="0"/>
         </w:rPr>
-        <w:t>[8] IEEE Std 829-2008. IEEE Standard for Software and System Test Documentation.</w:t>
+        <w:t>[9] IEEE Std 829-2008. IEEE Standard for Software and System Test Documentation.</w:t>
       </w:r>
     </w:p>
     <w:p>
@@ -32797,7 +32752,7 @@
         <w:rPr>
           <w:b w:val="0"/>
         </w:rPr>
-        <w:t>[9] OWASP Foundation. (2021). OWASP Top 10:2021. https://owasp.org/Top10/</w:t>
+        <w:t>[10] OWASP Foundation. (2021). OWASP Top 10:2021. https://owasp.org/Top10/</w:t>
       </w:r>
     </w:p>
     <w:bookmarkEnd w:id="45"/>
@@ -33103,7 +33058,7 @@
         <w:rFonts w:asciiTheme="minorHAnsi" w:cstheme="minorBidi" w:eastAsiaTheme="minorHAnsi" w:hAnsiTheme="minorHAnsi"/>
         <w:sz w:val="24"/>
         <w:szCs w:val="24"/>
-        <w:lang w:bidi="ar-SA" w:eastAsia="en-US" w:val="en-US"/>
+        <w:lang w:bidi="ar-SA" w:eastAsia="es-CL" w:val="es-CL"/>
       </w:rPr>
     </w:rPrDefault>
     <w:pPrDefault>
@@ -33135,7 +33090,7 @@
     </w:rPr>
   </w:style>
   <w:style w:customStyle="1" w:styleId="FirstParagraph" w:type="paragraph">
-    <w:name w:val="First Paragraph"/>
+    <w:name w:val="Primer párrafo"/>
     <w:basedOn w:val="BodyText"/>
     <w:next w:val="BodyText"/>
     <w:qFormat/>
@@ -33145,7 +33100,7 @@
     </w:rPr>
   </w:style>
   <w:style w:customStyle="1" w:styleId="Compact" w:type="paragraph">
-    <w:name w:val="Compact"/>
+    <w:name w:val="Compacto"/>
     <w:basedOn w:val="BodyText"/>
     <w:qFormat/>
     <w:pPr>
@@ -33485,7 +33440,7 @@
     <w:unhideWhenUsed/>
   </w:style>
   <w:style w:default="1" w:styleId="Table" w:type="table">
-    <w:name w:val="Table"/>
+    <w:name w:val="Tabla"/>
     <w:basedOn w:val="TableNormal"/>
     <w:semiHidden/>
     <w:unhideWhenUsed/>
@@ -33549,7 +33504,7 @@
     </w:rPr>
   </w:style>
   <w:style w:customStyle="1" w:styleId="TableCaption" w:type="paragraph">
-    <w:name w:val="Table Caption"/>
+    <w:name w:val="Leyenda de tabla"/>
     <w:basedOn w:val="Caption"/>
     <w:pPr>
       <w:keepNext/>
@@ -33559,7 +33514,7 @@
     </w:rPr>
   </w:style>
   <w:style w:customStyle="1" w:styleId="ImageCaption" w:type="paragraph">
-    <w:name w:val="Image Caption"/>
+    <w:name w:val="Leyenda de imagen"/>
     <w:basedOn w:val="Caption"/>
     <w:rPr>
       <w:rFonts w:ascii="Calibri" w:hAnsi="Calibri" w:cs="Calibri" w:eastAsia="Calibri"/>
@@ -33573,7 +33528,7 @@
     </w:rPr>
   </w:style>
   <w:style w:customStyle="1" w:styleId="CaptionedFigure" w:type="paragraph">
-    <w:name w:val="Captioned Figure"/>
+    <w:name w:val="Figura con leyenda"/>
     <w:basedOn w:val="Figure"/>
     <w:pPr>
       <w:keepNext/>
@@ -33588,7 +33543,7 @@
     <w:link w:val="BodyText"/>
   </w:style>
   <w:style w:customStyle="1" w:styleId="VerbatimChar" w:type="character">
-    <w:name w:val="Verbatim Char"/>
+    <w:name w:val="Carácter literal"/>
     <w:basedOn w:val="BodyTextChar"/>
     <w:rPr>
       <w:rFonts w:ascii="Consolas" w:hAnsi="Consolas"/>
@@ -33632,7 +33587,7 @@
     </w:rPr>
   </w:style>
   <w:style w:type="paragraph" w:customStyle="1" w:styleId="SourceCode">
-    <w:name w:val="Source Code"/>
+    <w:name w:val="Código fuente"/>
     <w:basedOn w:val="Normal"/>
     <w:link w:val="VerbatimChar"/>
     <w:pPr>
